--- a/Ex02.docx
+++ b/Ex02.docx
@@ -1753,7 +1753,6 @@
           </w14:textFill>
         </w:rPr>
       </w:pPr>
-      <w:bookmarkStart w:id="0" w:name="_GoBack"/>
       <w:r>
         <w:rPr>
           <w:color w:val="000000" w:themeColor="text1"/>
@@ -1802,7 +1801,6 @@
           </wp:inline>
         </w:drawing>
       </w:r>
-      <w:bookmarkEnd w:id="0"/>
     </w:p>
     <w:p>
       <w:pPr>
@@ -1867,28 +1865,47 @@
       <w:pPr>
         <w:spacing w:after="120"/>
         <w:rPr>
-          <w:color w:val="000000" w:themeColor="text1"/>
-          <w14:textFill>
-            <w14:solidFill>
-              <w14:schemeClr w14:val="tx1"/>
-            </w14:solidFill>
-          </w14:textFill>
-        </w:rPr>
-      </w:pPr>
-      <w:r>
-        <w:rPr>
-          <w:rFonts w:ascii="Times New Roman" w:hAnsi="Times New Roman" w:eastAsia="Times New Roman" w:cs="Times New Roman"/>
-          <w:color w:val="000000" w:themeColor="text1"/>
-          <w:sz w:val="24"/>
-          <w:szCs w:val="24"/>
-          <w14:textFill>
-            <w14:solidFill>
-              <w14:schemeClr w14:val="tx1"/>
-            </w14:solidFill>
-          </w14:textFill>
-        </w:rPr>
-        <w:t>Sau khi tái cấu trúc, hệ thống loại bỏ được sự trùng lặp dữ liệu giữa các lớp nhân viên y tế nhờ cơ chế Kế thừa, giúp việc bảo trì và mở rộng (thêm các vai trò mới như DuocSi, KyThuatVien...) trở nên dễ dàng — chỉ cần kế thừa từ NhanVienYTe. Đồng thời, quan hệ Aggregation giữa KhoaKham và NhanVienYTe phản ánh đúng bản chất nghiệp vụ thực tế: nhân viên y tế có thể tồn tại và được điều chuyển độc lập với khoa khám bệnh mà họ đang trực thuộc.</w:t>
-      </w:r>
+          <w:rFonts w:hint="default"/>
+          <w:color w:val="000000" w:themeColor="text1"/>
+          <w:lang w:val="en-US"/>
+          <w14:textFill>
+            <w14:solidFill>
+              <w14:schemeClr w14:val="tx1"/>
+            </w14:solidFill>
+          </w14:textFill>
+        </w:rPr>
+      </w:pPr>
+      <w:r>
+        <w:rPr>
+          <w:rFonts w:ascii="Times New Roman" w:hAnsi="Times New Roman" w:eastAsia="Times New Roman" w:cs="Times New Roman"/>
+          <w:color w:val="000000" w:themeColor="text1"/>
+          <w:sz w:val="24"/>
+          <w:szCs w:val="24"/>
+          <w14:textFill>
+            <w14:solidFill>
+              <w14:schemeClr w14:val="tx1"/>
+            </w14:solidFill>
+          </w14:textFill>
+        </w:rPr>
+        <w:t xml:space="preserve">Sau khi tái cấu trúc, hệ thống loại bỏ được sự trùng lặp dữ liệu giữa các lớp nhân viên y tế nhờ cơ chế Kế thừa, giúp việc bảo trì và mở rộng (thêm các vai trò mới như DuocSi, KyThuatVien...) trở nên dễ dàng — chỉ cần kế thừa từ NhanVienYTe. Đồng thời, quan hệ Aggregation giữa KhoaKham và NhanVienYTe phản ánh đúng bản chất nghiệp vụ thực tế: nhân viên y tế có thể tồn tại và được điều chuyển độc lập với </w:t>
+      </w:r>
+      <w:r>
+        <w:rPr>
+          <w:rFonts w:hint="default" w:ascii="Times New Roman" w:hAnsi="Times New Roman" w:eastAsia="Times New Roman" w:cs="Times New Roman"/>
+          <w:color w:val="000000" w:themeColor="text1"/>
+          <w:sz w:val="24"/>
+          <w:szCs w:val="24"/>
+          <w:lang w:val="en-US"/>
+          <w14:textFill>
+            <w14:solidFill>
+              <w14:schemeClr w14:val="tx1"/>
+            </w14:solidFill>
+          </w14:textFill>
+        </w:rPr>
+        <w:t>khoa khám bệnh mà họ đang trực thuộc.</w:t>
+      </w:r>
+      <w:bookmarkStart w:id="0" w:name="_GoBack"/>
+      <w:bookmarkEnd w:id="0"/>
     </w:p>
     <w:sectPr>
       <w:pgSz w:w="12240" w:h="15840"/>
@@ -1965,7 +1982,7 @@
     <w:lsdException w:unhideWhenUsed="0" w:uiPriority="0" w:semiHidden="0" w:name="toc 8"/>
     <w:lsdException w:unhideWhenUsed="0" w:uiPriority="0" w:semiHidden="0" w:name="toc 9"/>
     <w:lsdException w:unhideWhenUsed="0" w:uiPriority="0" w:semiHidden="0" w:name="Normal Indent"/>
-    <w:lsdException w:uiPriority="99" w:name="footnote text"/>
+    <w:lsdException w:qFormat="1" w:uiPriority="99" w:name="footnote text"/>
     <w:lsdException w:unhideWhenUsed="0" w:uiPriority="0" w:semiHidden="0" w:name="annotation text"/>
     <w:lsdException w:unhideWhenUsed="0" w:uiPriority="0" w:semiHidden="0" w:name="header"/>
     <w:lsdException w:unhideWhenUsed="0" w:uiPriority="0" w:semiHidden="0" w:name="footer"/>
@@ -1974,12 +1991,12 @@
     <w:lsdException w:unhideWhenUsed="0" w:uiPriority="0" w:semiHidden="0" w:name="table of figures"/>
     <w:lsdException w:unhideWhenUsed="0" w:uiPriority="0" w:semiHidden="0" w:name="envelope address"/>
     <w:lsdException w:unhideWhenUsed="0" w:uiPriority="0" w:semiHidden="0" w:name="envelope return"/>
-    <w:lsdException w:uiPriority="99" w:name="footnote reference"/>
+    <w:lsdException w:qFormat="1" w:uiPriority="99" w:name="footnote reference"/>
     <w:lsdException w:unhideWhenUsed="0" w:uiPriority="0" w:semiHidden="0" w:name="annotation reference"/>
     <w:lsdException w:unhideWhenUsed="0" w:uiPriority="0" w:semiHidden="0" w:name="line number"/>
     <w:lsdException w:unhideWhenUsed="0" w:uiPriority="0" w:semiHidden="0" w:name="page number"/>
-    <w:lsdException w:uiPriority="99" w:name="endnote reference"/>
-    <w:lsdException w:uiPriority="99" w:name="endnote text"/>
+    <w:lsdException w:qFormat="1" w:uiPriority="99" w:name="endnote reference"/>
+    <w:lsdException w:qFormat="1" w:uiPriority="99" w:name="endnote text"/>
     <w:lsdException w:unhideWhenUsed="0" w:uiPriority="0" w:semiHidden="0" w:name="table of authorities"/>
     <w:lsdException w:unhideWhenUsed="0" w:uiPriority="0" w:semiHidden="0" w:name="macro"/>
     <w:lsdException w:unhideWhenUsed="0" w:uiPriority="0" w:semiHidden="0" w:name="toa heading"/>
@@ -2021,7 +2038,7 @@
     <w:lsdException w:unhideWhenUsed="0" w:uiPriority="0" w:semiHidden="0" w:name="Body Text Indent 2"/>
     <w:lsdException w:unhideWhenUsed="0" w:uiPriority="0" w:semiHidden="0" w:name="Body Text Indent 3"/>
     <w:lsdException w:unhideWhenUsed="0" w:uiPriority="0" w:semiHidden="0" w:name="Block Text"/>
-    <w:lsdException w:uiPriority="99" w:semiHidden="0" w:name="Hyperlink"/>
+    <w:lsdException w:qFormat="1" w:uiPriority="99" w:semiHidden="0" w:name="Hyperlink"/>
     <w:lsdException w:unhideWhenUsed="0" w:uiPriority="0" w:semiHidden="0" w:name="FollowedHyperlink"/>
     <w:lsdException w:qFormat="1" w:unhideWhenUsed="0" w:uiPriority="0" w:semiHidden="0" w:name="Strong"/>
     <w:lsdException w:qFormat="1" w:unhideWhenUsed="0" w:uiPriority="0" w:semiHidden="0" w:name="Emphasis"/>
@@ -2191,6 +2208,7 @@
     <w:qFormat/>
     <w:uiPriority w:val="0"/>
     <w:rPr>
+      <w:rFonts w:asciiTheme="minorHAnsi" w:hAnsiTheme="minorHAnsi" w:eastAsiaTheme="minorEastAsia" w:cstheme="minorBidi"/>
       <w:sz w:val="21"/>
       <w:szCs w:val="22"/>
     </w:rPr>
@@ -2201,6 +2219,7 @@
     <w:qFormat/>
     <w:uiPriority w:val="0"/>
     <w:rPr>
+      <w:rFonts w:asciiTheme="minorHAnsi" w:hAnsiTheme="minorHAnsi" w:eastAsiaTheme="minorEastAsia" w:cstheme="minorBidi"/>
       <w:color w:val="2E74B5"/>
       <w:sz w:val="32"/>
       <w:szCs w:val="32"/>
@@ -2212,6 +2231,7 @@
     <w:qFormat/>
     <w:uiPriority w:val="0"/>
     <w:rPr>
+      <w:rFonts w:asciiTheme="minorHAnsi" w:hAnsiTheme="minorHAnsi" w:eastAsiaTheme="minorEastAsia" w:cstheme="minorBidi"/>
       <w:color w:val="2E74B5"/>
       <w:sz w:val="26"/>
       <w:szCs w:val="26"/>
@@ -2223,6 +2243,7 @@
     <w:qFormat/>
     <w:uiPriority w:val="0"/>
     <w:rPr>
+      <w:rFonts w:asciiTheme="minorHAnsi" w:hAnsiTheme="minorHAnsi" w:eastAsiaTheme="minorEastAsia" w:cstheme="minorBidi"/>
       <w:color w:val="1F4D78"/>
       <w:sz w:val="24"/>
       <w:szCs w:val="24"/>
@@ -2234,6 +2255,7 @@
     <w:qFormat/>
     <w:uiPriority w:val="0"/>
     <w:rPr>
+      <w:rFonts w:asciiTheme="minorHAnsi" w:hAnsiTheme="minorHAnsi" w:eastAsiaTheme="minorEastAsia" w:cstheme="minorBidi"/>
       <w:i/>
       <w:iCs/>
       <w:color w:val="2E74B5"/>
@@ -2247,6 +2269,7 @@
     <w:qFormat/>
     <w:uiPriority w:val="0"/>
     <w:rPr>
+      <w:rFonts w:asciiTheme="minorHAnsi" w:hAnsiTheme="minorHAnsi" w:eastAsiaTheme="minorEastAsia" w:cstheme="minorBidi"/>
       <w:color w:val="2E74B5"/>
       <w:sz w:val="21"/>
       <w:szCs w:val="22"/>
@@ -2258,6 +2281,7 @@
     <w:qFormat/>
     <w:uiPriority w:val="0"/>
     <w:rPr>
+      <w:rFonts w:asciiTheme="minorHAnsi" w:hAnsiTheme="minorHAnsi" w:eastAsiaTheme="minorEastAsia" w:cstheme="minorBidi"/>
       <w:color w:val="1F4D78"/>
       <w:sz w:val="21"/>
       <w:szCs w:val="22"/>
@@ -2287,6 +2311,7 @@
     <w:name w:val="endnote reference"/>
     <w:semiHidden/>
     <w:unhideWhenUsed/>
+    <w:qFormat/>
     <w:uiPriority w:val="99"/>
     <w:rPr>
       <w:vertAlign w:val="superscript"/>
@@ -2297,11 +2322,13 @@
     <w:link w:val="18"/>
     <w:semiHidden/>
     <w:unhideWhenUsed/>
+    <w:qFormat/>
     <w:uiPriority w:val="99"/>
     <w:pPr>
       <w:spacing w:after="0" w:line="240" w:lineRule="auto"/>
     </w:pPr>
     <w:rPr>
+      <w:rFonts w:asciiTheme="minorHAnsi" w:hAnsiTheme="minorHAnsi" w:eastAsiaTheme="minorEastAsia" w:cstheme="minorBidi"/>
       <w:sz w:val="20"/>
       <w:szCs w:val="20"/>
     </w:rPr>
@@ -2310,6 +2337,7 @@
     <w:name w:val="footnote reference"/>
     <w:semiHidden/>
     <w:unhideWhenUsed/>
+    <w:qFormat/>
     <w:uiPriority w:val="99"/>
     <w:rPr>
       <w:vertAlign w:val="superscript"/>
@@ -2320,11 +2348,13 @@
     <w:link w:val="17"/>
     <w:semiHidden/>
     <w:unhideWhenUsed/>
+    <w:qFormat/>
     <w:uiPriority w:val="99"/>
     <w:pPr>
       <w:spacing w:after="0" w:line="240" w:lineRule="auto"/>
     </w:pPr>
     <w:rPr>
+      <w:rFonts w:asciiTheme="minorHAnsi" w:hAnsiTheme="minorHAnsi" w:eastAsiaTheme="minorEastAsia" w:cstheme="minorBidi"/>
       <w:sz w:val="20"/>
       <w:szCs w:val="20"/>
     </w:rPr>
@@ -2332,6 +2362,7 @@
   <w:style w:type="character" w:styleId="14">
     <w:name w:val="Hyperlink"/>
     <w:unhideWhenUsed/>
+    <w:qFormat/>
     <w:uiPriority w:val="99"/>
     <w:rPr>
       <w:color w:val="0563C1"/>
@@ -2343,6 +2374,7 @@
     <w:qFormat/>
     <w:uiPriority w:val="0"/>
     <w:rPr>
+      <w:rFonts w:asciiTheme="minorHAnsi" w:hAnsiTheme="minorHAnsi" w:eastAsiaTheme="minorEastAsia" w:cstheme="minorBidi"/>
       <w:sz w:val="56"/>
       <w:szCs w:val="56"/>
     </w:rPr>
@@ -2352,6 +2384,7 @@
     <w:qFormat/>
     <w:uiPriority w:val="0"/>
     <w:rPr>
+      <w:rFonts w:asciiTheme="minorHAnsi" w:hAnsiTheme="minorHAnsi" w:eastAsiaTheme="minorEastAsia" w:cstheme="minorBidi"/>
       <w:sz w:val="21"/>
       <w:szCs w:val="22"/>
     </w:rPr>
@@ -2361,6 +2394,7 @@
     <w:link w:val="13"/>
     <w:semiHidden/>
     <w:unhideWhenUsed/>
+    <w:qFormat/>
     <w:uiPriority w:val="99"/>
     <w:rPr>
       <w:sz w:val="20"/>
@@ -2372,6 +2406,7 @@
     <w:link w:val="11"/>
     <w:semiHidden/>
     <w:unhideWhenUsed/>
+    <w:qFormat/>
     <w:uiPriority w:val="99"/>
     <w:rPr>
       <w:sz w:val="20"/>
